--- a/CSA05_CO1_ 2Concept Mapping 2docx.docx
+++ b/CSA05_CO1_ 2Concept Mapping 2docx.docx
@@ -1728,6 +1728,15 @@
           <w:szCs w:val="24"/>
         </w:rPr>
         <w:t>K.Tejaswi</w:t>
+      </w:r>
+      <w:r>
+        <w:rPr>
+          <w:i/>
+          <w:iCs/>
+          <w:sz w:val="24"/>
+          <w:szCs w:val="24"/>
+        </w:rPr>
+        <w:t>(192525407)</w:t>
       </w:r>
       <w:r>
         <w:rPr>
@@ -3372,25 +3381,7 @@
           <w:szCs w:val="24"/>
         </w:rPr>
         <w:lastRenderedPageBreak/>
-        <w:t>1.</w:t>
-      </w:r>
-      <w:proofErr w:type="gramStart"/>
-      <w:r>
-        <w:rPr>
-          <w:rFonts w:ascii="Times New Roman" w:hAnsi="Times New Roman" w:cs="Times New Roman"/>
-          <w:sz w:val="24"/>
-          <w:szCs w:val="24"/>
-        </w:rPr>
-        <w:t>Ans )</w:t>
-      </w:r>
-      <w:proofErr w:type="gramEnd"/>
-      <w:r>
-        <w:rPr>
-          <w:rFonts w:ascii="Times New Roman" w:hAnsi="Times New Roman" w:cs="Times New Roman"/>
-          <w:sz w:val="24"/>
-          <w:szCs w:val="24"/>
-        </w:rPr>
-        <w:t xml:space="preserve">      </w:t>
+        <w:t xml:space="preserve">1.Ans )      </w:t>
       </w:r>
       <w:r>
         <w:rPr>
@@ -4016,7 +4007,6 @@
         </w:rPr>
         <w:t xml:space="preserve">Example: Student </w:t>
       </w:r>
-      <w:proofErr w:type="spellStart"/>
       <w:r>
         <w:rPr>
           <w:rFonts w:ascii="Times New Roman" w:hAnsi="Times New Roman" w:cs="Times New Roman"/>
@@ -4026,19 +4016,7 @@
           <w:szCs w:val="24"/>
           <w:lang w:val="en-IN"/>
         </w:rPr>
-        <w:t>enrolls</w:t>
-      </w:r>
-      <w:proofErr w:type="spellEnd"/>
-      <w:r>
-        <w:rPr>
-          <w:rFonts w:ascii="Times New Roman" w:hAnsi="Times New Roman" w:cs="Times New Roman"/>
-          <w:i/>
-          <w:iCs/>
-          <w:sz w:val="24"/>
-          <w:szCs w:val="24"/>
-          <w:lang w:val="en-IN"/>
-        </w:rPr>
-        <w:t xml:space="preserve"> in</w:t>
+        <w:t>enrolls in</w:t>
       </w:r>
       <w:r>
         <w:rPr>
@@ -4222,7 +4200,7 @@
         </w:rPr>
         <w:lastRenderedPageBreak/>
         <w:drawing>
-          <wp:inline distT="0" distB="0" distL="0" distR="0" wp14:anchorId="05A8A8E4" wp14:editId="1914BFE3">
+          <wp:inline distT="0" distB="0" distL="0" distR="0" wp14:anchorId="05A8A8E4" wp14:editId="6E4C6402">
             <wp:extent cx="4692650" cy="2978150"/>
             <wp:effectExtent l="0" t="0" r="0" b="0"/>
             <wp:docPr id="267411384" name="Picture 1"/>
@@ -4312,16 +4290,7 @@
           <w:sz w:val="24"/>
           <w:szCs w:val="24"/>
         </w:rPr>
-        <w:t>2.</w:t>
-      </w:r>
-      <w:proofErr w:type="gramStart"/>
-      <w:r>
-        <w:rPr>
-          <w:rFonts w:ascii="Times New Roman" w:hAnsi="Times New Roman" w:cs="Times New Roman"/>
-          <w:sz w:val="24"/>
-          <w:szCs w:val="24"/>
-        </w:rPr>
-        <w:t>Ans</w:t>
+        <w:t>2.Ans</w:t>
       </w:r>
       <w:r>
         <w:rPr>
@@ -4350,19 +4319,7 @@
           <w:szCs w:val="24"/>
           <w:lang w:val="en-IN"/>
         </w:rPr>
-        <w:t>The</w:t>
-      </w:r>
-      <w:proofErr w:type="gramEnd"/>
-      <w:r>
-        <w:rPr>
-          <w:rFonts w:ascii="Times New Roman" w:hAnsi="Times New Roman" w:cs="Times New Roman"/>
-          <w:b/>
-          <w:bCs/>
-          <w:sz w:val="24"/>
-          <w:szCs w:val="24"/>
-          <w:lang w:val="en-IN"/>
-        </w:rPr>
-        <w:t xml:space="preserve"> ANSI/SPARC architecture divides a DBMS into three levels:</w:t>
+        <w:t>The ANSI/SPARC architecture divides a DBMS into three levels:</w:t>
       </w:r>
     </w:p>
     <w:p>
@@ -5643,27 +5600,7 @@
           <w:szCs w:val="24"/>
           <w:lang w:val="en-IN"/>
         </w:rPr>
-        <w:t>Many-to-Many (</w:t>
-      </w:r>
-      <w:proofErr w:type="gramStart"/>
-      <w:r>
-        <w:rPr>
-          <w:rFonts w:ascii="Times New Roman" w:hAnsi="Times New Roman" w:cs="Times New Roman"/>
-          <w:sz w:val="24"/>
-          <w:szCs w:val="24"/>
-          <w:lang w:val="en-IN"/>
-        </w:rPr>
-        <w:t>M:N</w:t>
-      </w:r>
-      <w:proofErr w:type="gramEnd"/>
-      <w:r>
-        <w:rPr>
-          <w:rFonts w:ascii="Times New Roman" w:hAnsi="Times New Roman" w:cs="Times New Roman"/>
-          <w:sz w:val="24"/>
-          <w:szCs w:val="24"/>
-          <w:lang w:val="en-IN"/>
-        </w:rPr>
-        <w:t xml:space="preserve">) </w:t>
+        <w:t xml:space="preserve">Many-to-Many (M:N) </w:t>
       </w:r>
     </w:p>
     <w:p>
@@ -6254,27 +6191,7 @@
           <w:szCs w:val="24"/>
           <w:lang w:val="en-IN"/>
         </w:rPr>
-        <w:t>Relationship: Many-to-Many (</w:t>
-      </w:r>
-      <w:proofErr w:type="gramStart"/>
-      <w:r>
-        <w:rPr>
-          <w:rFonts w:ascii="Times New Roman" w:hAnsi="Times New Roman" w:cs="Times New Roman"/>
-          <w:sz w:val="24"/>
-          <w:szCs w:val="24"/>
-          <w:lang w:val="en-IN"/>
-        </w:rPr>
-        <w:t>M:N</w:t>
-      </w:r>
-      <w:proofErr w:type="gramEnd"/>
-      <w:r>
-        <w:rPr>
-          <w:rFonts w:ascii="Times New Roman" w:hAnsi="Times New Roman" w:cs="Times New Roman"/>
-          <w:sz w:val="24"/>
-          <w:szCs w:val="24"/>
-          <w:lang w:val="en-IN"/>
-        </w:rPr>
-        <w:t xml:space="preserve">) </w:t>
+        <w:t xml:space="preserve">Relationship: Many-to-Many (M:N) </w:t>
       </w:r>
     </w:p>
     <w:p>
@@ -6574,27 +6491,7 @@
           <w:szCs w:val="24"/>
           <w:lang w:val="en-IN"/>
         </w:rPr>
-        <w:t xml:space="preserve">Network → Graph → </w:t>
-      </w:r>
-      <w:proofErr w:type="gramStart"/>
-      <w:r>
-        <w:rPr>
-          <w:rFonts w:ascii="Times New Roman" w:hAnsi="Times New Roman" w:cs="Times New Roman"/>
-          <w:sz w:val="24"/>
-          <w:szCs w:val="24"/>
-          <w:lang w:val="en-IN"/>
-        </w:rPr>
-        <w:t>M:N</w:t>
-      </w:r>
-      <w:proofErr w:type="gramEnd"/>
-      <w:r>
-        <w:rPr>
-          <w:rFonts w:ascii="Times New Roman" w:hAnsi="Times New Roman" w:cs="Times New Roman"/>
-          <w:sz w:val="24"/>
-          <w:szCs w:val="24"/>
-          <w:lang w:val="en-IN"/>
-        </w:rPr>
-        <w:t xml:space="preserve"> → Multiple Parents → Flexible </w:t>
+        <w:t xml:space="preserve">Network → Graph → M:N → Multiple Parents → Flexible </w:t>
       </w:r>
     </w:p>
     <w:p>
@@ -7254,27 +7151,7 @@
           <w:szCs w:val="24"/>
           <w:lang w:val="en-IN"/>
         </w:rPr>
-        <w:t xml:space="preserve">Example: (Employee </w:t>
-      </w:r>
-      <w:proofErr w:type="spellStart"/>
-      <w:r>
-        <w:rPr>
-          <w:rFonts w:ascii="Times New Roman" w:hAnsi="Times New Roman" w:cs="Times New Roman"/>
-          <w:sz w:val="24"/>
-          <w:szCs w:val="24"/>
-          <w:lang w:val="en-IN"/>
-        </w:rPr>
-        <w:t>works_on</w:t>
-      </w:r>
-      <w:proofErr w:type="spellEnd"/>
-      <w:r>
-        <w:rPr>
-          <w:rFonts w:ascii="Times New Roman" w:hAnsi="Times New Roman" w:cs="Times New Roman"/>
-          <w:sz w:val="24"/>
-          <w:szCs w:val="24"/>
-          <w:lang w:val="en-IN"/>
-        </w:rPr>
-        <w:t xml:space="preserve"> Project) treated as one unit. </w:t>
+        <w:t xml:space="preserve">Example: (Employee works_on Project) treated as one unit. </w:t>
       </w:r>
     </w:p>
     <w:p>
@@ -8018,17 +7895,7 @@
           <w:szCs w:val="24"/>
           <w:lang w:val="en-IN"/>
         </w:rPr>
-        <w:t>8.</w:t>
-      </w:r>
-      <w:proofErr w:type="gramStart"/>
-      <w:r>
-        <w:rPr>
-          <w:rFonts w:ascii="Times New Roman" w:hAnsi="Times New Roman" w:cs="Times New Roman"/>
-          <w:sz w:val="24"/>
-          <w:szCs w:val="24"/>
-          <w:lang w:val="en-IN"/>
-        </w:rPr>
-        <w:t xml:space="preserve">Ans)  </w:t>
+        <w:t xml:space="preserve">8.Ans)  </w:t>
       </w:r>
       <w:r>
         <w:rPr>
@@ -8039,19 +7906,7 @@
           <w:szCs w:val="24"/>
           <w:lang w:val="en-IN"/>
         </w:rPr>
-        <w:t>Data</w:t>
-      </w:r>
-      <w:proofErr w:type="gramEnd"/>
-      <w:r>
-        <w:rPr>
-          <w:rFonts w:ascii="Times New Roman" w:hAnsi="Times New Roman" w:cs="Times New Roman"/>
-          <w:b/>
-          <w:bCs/>
-          <w:sz w:val="24"/>
-          <w:szCs w:val="24"/>
-          <w:lang w:val="en-IN"/>
-        </w:rPr>
-        <w:t xml:space="preserve"> Models and Their Real-World Applications</w:t>
+        <w:t>Data Models and Their Real-World Applications</w:t>
       </w:r>
     </w:p>
     <w:p>
@@ -8757,31 +8612,7 @@
           <w:szCs w:val="24"/>
           <w:lang w:val="en-IN"/>
         </w:rPr>
-        <w:t xml:space="preserve">  9.</w:t>
-      </w:r>
-      <w:proofErr w:type="gramStart"/>
-      <w:r>
-        <w:rPr>
-          <w:rFonts w:ascii="Times New Roman" w:hAnsi="Times New Roman" w:cs="Times New Roman"/>
-          <w:b/>
-          <w:bCs/>
-          <w:sz w:val="24"/>
-          <w:szCs w:val="24"/>
-          <w:lang w:val="en-IN"/>
-        </w:rPr>
-        <w:t>Ans )</w:t>
-      </w:r>
-      <w:proofErr w:type="gramEnd"/>
-      <w:r>
-        <w:rPr>
-          <w:rFonts w:ascii="Times New Roman" w:hAnsi="Times New Roman" w:cs="Times New Roman"/>
-          <w:b/>
-          <w:bCs/>
-          <w:sz w:val="24"/>
-          <w:szCs w:val="24"/>
-          <w:lang w:val="en-IN"/>
-        </w:rPr>
-        <w:t xml:space="preserve"> </w:t>
+        <w:t xml:space="preserve">  9.Ans ) </w:t>
       </w:r>
       <w:r>
         <w:rPr>
@@ -8871,19 +8702,8 @@
           <w:szCs w:val="24"/>
           <w:lang w:val="en-IN"/>
         </w:rPr>
-        <w:t xml:space="preserve">Types of </w:t>
-      </w:r>
-      <w:proofErr w:type="gramStart"/>
-      <w:r>
-        <w:rPr>
-          <w:rFonts w:ascii="Times New Roman" w:hAnsi="Times New Roman" w:cs="Times New Roman"/>
-          <w:sz w:val="24"/>
-          <w:szCs w:val="24"/>
-          <w:lang w:val="en-IN"/>
-        </w:rPr>
-        <w:t>Schema</w:t>
-      </w:r>
-      <w:proofErr w:type="gramEnd"/>
+        <w:t>Types of Schema</w:t>
+      </w:r>
     </w:p>
     <w:p>
       <w:pPr>
@@ -16845,6 +16665,7 @@
   <w:style w:type="character" w:default="1" w:styleId="DefaultParagraphFont">
     <w:name w:val="Default Paragraph Font"/>
     <w:uiPriority w:val="1"/>
+    <w:semiHidden/>
     <w:unhideWhenUsed/>
   </w:style>
   <w:style w:type="table" w:default="1" w:styleId="TableNormal">

--- a/CSA05_CO1_ 2Concept Mapping 2docx.docx
+++ b/CSA05_CO1_ 2Concept Mapping 2docx.docx
@@ -128,7 +128,7 @@
           <w:sz w:val="24"/>
           <w:szCs w:val="24"/>
         </w:rPr>
-        <w:tab/>
+        <w:t>01</w:t>
       </w:r>
       <w:r>
         <w:rPr>
@@ -175,16 +175,53 @@
         </w:rPr>
         <w:tab/>
       </w:r>
-    </w:p>
-    <w:p>
-      <w:pPr>
+      <w:r>
         <w:rPr>
           <w:b/>
           <w:bCs/>
           <w:sz w:val="24"/>
           <w:szCs w:val="24"/>
         </w:rPr>
-      </w:pPr>
+        <w:tab/>
+      </w:r>
+    </w:p>
+    <w:p>
+      <w:pPr>
+        <w:rPr>
+          <w:b/>
+          <w:bCs/>
+          <w:sz w:val="24"/>
+          <w:szCs w:val="24"/>
+        </w:rPr>
+      </w:pPr>
+      <w:r>
+        <w:rPr>
+          <w:b/>
+          <w:bCs/>
+          <w:sz w:val="24"/>
+          <w:szCs w:val="24"/>
+        </w:rPr>
+        <w:t>NAME                : K. Tejaswi</w:t>
+      </w:r>
+    </w:p>
+    <w:p>
+      <w:pPr>
+        <w:rPr>
+          <w:b/>
+          <w:bCs/>
+          <w:sz w:val="24"/>
+          <w:szCs w:val="24"/>
+        </w:rPr>
+      </w:pPr>
+      <w:r>
+        <w:rPr>
+          <w:b/>
+          <w:bCs/>
+          <w:sz w:val="24"/>
+          <w:szCs w:val="24"/>
+        </w:rPr>
+        <w:t>REG NO            : 192525407</w:t>
+      </w:r>
     </w:p>
     <w:p>
       <w:pPr>
@@ -1799,6 +1836,17 @@
           <w:szCs w:val="24"/>
         </w:rPr>
         <w:t>Signature of the student:</w:t>
+      </w:r>
+      <w:r>
+        <w:rPr>
+          <w:b/>
+          <w:bCs/>
+          <w:i/>
+          <w:iCs/>
+          <w:sz w:val="24"/>
+          <w:szCs w:val="24"/>
+        </w:rPr>
+        <w:t xml:space="preserve"> K.Tejaswi</w:t>
       </w:r>
     </w:p>
     <w:p>
@@ -4200,7 +4248,7 @@
         </w:rPr>
         <w:lastRenderedPageBreak/>
         <w:drawing>
-          <wp:inline distT="0" distB="0" distL="0" distR="0" wp14:anchorId="05A8A8E4" wp14:editId="6E4C6402">
+          <wp:inline distT="0" distB="0" distL="0" distR="0" wp14:anchorId="05A8A8E4" wp14:editId="6FB3D92E">
             <wp:extent cx="4692650" cy="2978150"/>
             <wp:effectExtent l="0" t="0" r="0" b="0"/>
             <wp:docPr id="267411384" name="Picture 1"/>

--- a/CSA05_CO1_ 2Concept Mapping 2docx.docx
+++ b/CSA05_CO1_ 2Concept Mapping 2docx.docx
@@ -19,7 +19,7 @@
           <w:sz w:val="34"/>
           <w:szCs w:val="34"/>
         </w:rPr>
-        <w:t xml:space="preserve"> SIMATS ENGINEERING</w:t>
+        <w:t>SIMATS ENGINEERING</w:t>
       </w:r>
     </w:p>
     <w:p>
@@ -201,18 +201,19 @@
           <w:sz w:val="24"/>
           <w:szCs w:val="24"/>
         </w:rPr>
-        <w:t>NAME                : K. Tejaswi</w:t>
-      </w:r>
-    </w:p>
-    <w:p>
-      <w:pPr>
+        <w:t xml:space="preserve">NAME              </w:t>
+      </w:r>
+      <w:proofErr w:type="gramStart"/>
+      <w:r>
         <w:rPr>
           <w:b/>
           <w:bCs/>
           <w:sz w:val="24"/>
           <w:szCs w:val="24"/>
         </w:rPr>
-      </w:pPr>
+        <w:t xml:space="preserve">  :</w:t>
+      </w:r>
+      <w:proofErr w:type="gramEnd"/>
       <w:r>
         <w:rPr>
           <w:b/>
@@ -220,7 +221,46 @@
           <w:sz w:val="24"/>
           <w:szCs w:val="24"/>
         </w:rPr>
-        <w:t>REG NO            : 192525407</w:t>
+        <w:t xml:space="preserve"> K. Tejaswi</w:t>
+      </w:r>
+    </w:p>
+    <w:p>
+      <w:pPr>
+        <w:rPr>
+          <w:b/>
+          <w:bCs/>
+          <w:sz w:val="24"/>
+          <w:szCs w:val="24"/>
+        </w:rPr>
+      </w:pPr>
+      <w:r>
+        <w:rPr>
+          <w:b/>
+          <w:bCs/>
+          <w:sz w:val="24"/>
+          <w:szCs w:val="24"/>
+        </w:rPr>
+        <w:t xml:space="preserve">REG NO          </w:t>
+      </w:r>
+      <w:proofErr w:type="gramStart"/>
+      <w:r>
+        <w:rPr>
+          <w:b/>
+          <w:bCs/>
+          <w:sz w:val="24"/>
+          <w:szCs w:val="24"/>
+        </w:rPr>
+        <w:t xml:space="preserve">  :</w:t>
+      </w:r>
+      <w:proofErr w:type="gramEnd"/>
+      <w:r>
+        <w:rPr>
+          <w:b/>
+          <w:bCs/>
+          <w:sz w:val="24"/>
+          <w:szCs w:val="24"/>
+        </w:rPr>
+        <w:t xml:space="preserve"> 192525407</w:t>
       </w:r>
     </w:p>
     <w:p>
@@ -303,6 +343,7 @@
         </w:rPr>
         <w:t xml:space="preserve">CO1: </w:t>
       </w:r>
+      <w:proofErr w:type="spellStart"/>
       <w:r>
         <w:rPr>
           <w:i/>
@@ -310,7 +351,17 @@
           <w:sz w:val="24"/>
           <w:szCs w:val="24"/>
         </w:rPr>
-        <w:t xml:space="preserve">Analyze DBMS architecture, different data models, schema types, and design ER/EER diagrams, relational schemas for case-based scenarios by identifying entities and relationships. </w:t>
+        <w:t>Analyze</w:t>
+      </w:r>
+      <w:proofErr w:type="spellEnd"/>
+      <w:r>
+        <w:rPr>
+          <w:i/>
+          <w:iCs/>
+          <w:sz w:val="24"/>
+          <w:szCs w:val="24"/>
+        </w:rPr>
+        <w:t xml:space="preserve"> DBMS architecture, different data models, schema types, and design ER/EER diagrams, relational schemas for case-based scenarios by identifying entities and relationships. </w:t>
       </w:r>
       <w:r>
         <w:rPr>
@@ -478,6 +529,8 @@
               <w:spacing w:after="60"/>
               <w:jc w:val="center"/>
             </w:pPr>
+            <w:proofErr w:type="spellStart"/>
+            <w:proofErr w:type="gramStart"/>
             <w:r>
               <w:rPr>
                 <w:b/>
@@ -487,6 +540,8 @@
               </w:rPr>
               <w:t>Q.No</w:t>
             </w:r>
+            <w:proofErr w:type="spellEnd"/>
+            <w:proofErr w:type="gramEnd"/>
           </w:p>
         </w:tc>
         <w:tc>
@@ -1757,6 +1812,8 @@
         </w:rPr>
         <w:t>I__</w:t>
       </w:r>
+      <w:proofErr w:type="spellStart"/>
+      <w:proofErr w:type="gramStart"/>
       <w:r>
         <w:rPr>
           <w:i/>
@@ -1766,6 +1823,8 @@
         </w:rPr>
         <w:t>K.Tejaswi</w:t>
       </w:r>
+      <w:proofErr w:type="spellEnd"/>
+      <w:proofErr w:type="gramEnd"/>
       <w:r>
         <w:rPr>
           <w:i/>
@@ -1773,8 +1832,9 @@
           <w:sz w:val="24"/>
           <w:szCs w:val="24"/>
         </w:rPr>
-        <w:t>(192525407)</w:t>
-      </w:r>
+        <w:t>(</w:t>
+      </w:r>
+      <w:proofErr w:type="gramStart"/>
       <w:r>
         <w:rPr>
           <w:i/>
@@ -1782,7 +1842,26 @@
           <w:sz w:val="24"/>
           <w:szCs w:val="24"/>
         </w:rPr>
-        <w:t>__ (Name / Reg No) certify that this submission is my original work and that I have adhered to the guidelines specified for this assessment.</w:t>
+        <w:t>192525407)</w:t>
+      </w:r>
+      <w:r>
+        <w:rPr>
+          <w:i/>
+          <w:iCs/>
+          <w:sz w:val="24"/>
+          <w:szCs w:val="24"/>
+        </w:rPr>
+        <w:t>_</w:t>
+      </w:r>
+      <w:proofErr w:type="gramEnd"/>
+      <w:r>
+        <w:rPr>
+          <w:i/>
+          <w:iCs/>
+          <w:sz w:val="24"/>
+          <w:szCs w:val="24"/>
+        </w:rPr>
+        <w:t>_ (Name / Reg No) certify that this submission is my original work and that I have adhered to the guidelines specified for this assessment.</w:t>
       </w:r>
     </w:p>
     <w:p>
@@ -1846,7 +1925,83 @@
           <w:sz w:val="24"/>
           <w:szCs w:val="24"/>
         </w:rPr>
-        <w:t xml:space="preserve"> K.Tejaswi</w:t>
+        <w:t xml:space="preserve"> </w:t>
+      </w:r>
+      <w:proofErr w:type="spellStart"/>
+      <w:proofErr w:type="gramStart"/>
+      <w:r>
+        <w:rPr>
+          <w:b/>
+          <w:bCs/>
+          <w:i/>
+          <w:iCs/>
+          <w:sz w:val="24"/>
+          <w:szCs w:val="24"/>
+        </w:rPr>
+        <w:t>K.Tejaswi</w:t>
+      </w:r>
+      <w:proofErr w:type="spellEnd"/>
+      <w:proofErr w:type="gramEnd"/>
+      <w:r>
+        <w:rPr>
+          <w:b/>
+          <w:bCs/>
+          <w:i/>
+          <w:iCs/>
+          <w:sz w:val="24"/>
+          <w:szCs w:val="24"/>
+        </w:rPr>
+        <w:t xml:space="preserve">        </w:t>
+      </w:r>
+      <w:r>
+        <w:rPr>
+          <w:b/>
+          <w:bCs/>
+          <w:noProof/>
+          <w:sz w:val="34"/>
+          <w:szCs w:val="34"/>
+        </w:rPr>
+        <w:drawing>
+          <wp:inline distT="0" distB="0" distL="0" distR="0" wp14:anchorId="26B3ADCB" wp14:editId="42E0E6EB">
+            <wp:extent cx="1644650" cy="304800"/>
+            <wp:effectExtent l="0" t="0" r="0" b="0"/>
+            <wp:docPr id="722693185" name="Picture 1"/>
+            <wp:cNvGraphicFramePr>
+              <a:graphicFrameLocks xmlns:a="http://schemas.openxmlformats.org/drawingml/2006/main" noChangeAspect="1"/>
+            </wp:cNvGraphicFramePr>
+            <a:graphic xmlns:a="http://schemas.openxmlformats.org/drawingml/2006/main">
+              <a:graphicData uri="http://schemas.openxmlformats.org/drawingml/2006/picture">
+                <pic:pic xmlns:pic="http://schemas.openxmlformats.org/drawingml/2006/picture">
+                  <pic:nvPicPr>
+                    <pic:cNvPr id="722693185" name="Picture 722693185"/>
+                    <pic:cNvPicPr/>
+                  </pic:nvPicPr>
+                  <pic:blipFill>
+                    <a:blip r:embed="rId7">
+                      <a:extLst>
+                        <a:ext uri="{28A0092B-C50C-407E-A947-70E740481C1C}">
+                          <a14:useLocalDpi xmlns:a14="http://schemas.microsoft.com/office/drawing/2010/main" val="0"/>
+                        </a:ext>
+                      </a:extLst>
+                    </a:blip>
+                    <a:stretch>
+                      <a:fillRect/>
+                    </a:stretch>
+                  </pic:blipFill>
+                  <pic:spPr>
+                    <a:xfrm>
+                      <a:off x="0" y="0"/>
+                      <a:ext cx="1644742" cy="304817"/>
+                    </a:xfrm>
+                    <a:prstGeom prst="rect">
+                      <a:avLst/>
+                    </a:prstGeom>
+                  </pic:spPr>
+                </pic:pic>
+              </a:graphicData>
+            </a:graphic>
+          </wp:inline>
+        </w:drawing>
       </w:r>
     </w:p>
     <w:p>
@@ -3281,7 +3436,7 @@
                     </pic:cNvPicPr>
                   </pic:nvPicPr>
                   <pic:blipFill>
-                    <a:blip r:embed="rId7"/>
+                    <a:blip r:embed="rId8"/>
                     <a:stretch>
                       <a:fillRect/>
                     </a:stretch>
@@ -3429,7 +3584,25 @@
           <w:szCs w:val="24"/>
         </w:rPr>
         <w:lastRenderedPageBreak/>
-        <w:t xml:space="preserve">1.Ans )      </w:t>
+        <w:t>1.</w:t>
+      </w:r>
+      <w:proofErr w:type="gramStart"/>
+      <w:r>
+        <w:rPr>
+          <w:rFonts w:ascii="Times New Roman" w:hAnsi="Times New Roman" w:cs="Times New Roman"/>
+          <w:sz w:val="24"/>
+          <w:szCs w:val="24"/>
+        </w:rPr>
+        <w:t>Ans )</w:t>
+      </w:r>
+      <w:proofErr w:type="gramEnd"/>
+      <w:r>
+        <w:rPr>
+          <w:rFonts w:ascii="Times New Roman" w:hAnsi="Times New Roman" w:cs="Times New Roman"/>
+          <w:sz w:val="24"/>
+          <w:szCs w:val="24"/>
+        </w:rPr>
+        <w:t xml:space="preserve">      </w:t>
       </w:r>
       <w:r>
         <w:rPr>
@@ -4055,6 +4228,7 @@
         </w:rPr>
         <w:t xml:space="preserve">Example: Student </w:t>
       </w:r>
+      <w:proofErr w:type="spellStart"/>
       <w:r>
         <w:rPr>
           <w:rFonts w:ascii="Times New Roman" w:hAnsi="Times New Roman" w:cs="Times New Roman"/>
@@ -4064,7 +4238,19 @@
           <w:szCs w:val="24"/>
           <w:lang w:val="en-IN"/>
         </w:rPr>
-        <w:t>enrolls in</w:t>
+        <w:t>enrolls</w:t>
+      </w:r>
+      <w:proofErr w:type="spellEnd"/>
+      <w:r>
+        <w:rPr>
+          <w:rFonts w:ascii="Times New Roman" w:hAnsi="Times New Roman" w:cs="Times New Roman"/>
+          <w:i/>
+          <w:iCs/>
+          <w:sz w:val="24"/>
+          <w:szCs w:val="24"/>
+          <w:lang w:val="en-IN"/>
+        </w:rPr>
+        <w:t xml:space="preserve"> in</w:t>
       </w:r>
       <w:r>
         <w:rPr>
@@ -4248,7 +4434,7 @@
         </w:rPr>
         <w:lastRenderedPageBreak/>
         <w:drawing>
-          <wp:inline distT="0" distB="0" distL="0" distR="0" wp14:anchorId="05A8A8E4" wp14:editId="6FB3D92E">
+          <wp:inline distT="0" distB="0" distL="0" distR="0" wp14:anchorId="05A8A8E4" wp14:editId="446696F3">
             <wp:extent cx="4692650" cy="2978150"/>
             <wp:effectExtent l="0" t="0" r="0" b="0"/>
             <wp:docPr id="267411384" name="Picture 1"/>
@@ -4263,7 +4449,7 @@
                     <pic:cNvPicPr/>
                   </pic:nvPicPr>
                   <pic:blipFill>
-                    <a:blip r:embed="rId8" cstate="print">
+                    <a:blip r:embed="rId9" cstate="print">
                       <a:extLst>
                         <a:ext uri="{28A0092B-C50C-407E-A947-70E740481C1C}">
                           <a14:useLocalDpi xmlns:a14="http://schemas.microsoft.com/office/drawing/2010/main" val="0"/>
@@ -4338,7 +4524,16 @@
           <w:sz w:val="24"/>
           <w:szCs w:val="24"/>
         </w:rPr>
-        <w:t>2.Ans</w:t>
+        <w:t>2.</w:t>
+      </w:r>
+      <w:proofErr w:type="gramStart"/>
+      <w:r>
+        <w:rPr>
+          <w:rFonts w:ascii="Times New Roman" w:hAnsi="Times New Roman" w:cs="Times New Roman"/>
+          <w:sz w:val="24"/>
+          <w:szCs w:val="24"/>
+        </w:rPr>
+        <w:t>Ans</w:t>
       </w:r>
       <w:r>
         <w:rPr>
@@ -4367,7 +4562,19 @@
           <w:szCs w:val="24"/>
           <w:lang w:val="en-IN"/>
         </w:rPr>
-        <w:t>The ANSI/SPARC architecture divides a DBMS into three levels:</w:t>
+        <w:t>The</w:t>
+      </w:r>
+      <w:proofErr w:type="gramEnd"/>
+      <w:r>
+        <w:rPr>
+          <w:rFonts w:ascii="Times New Roman" w:hAnsi="Times New Roman" w:cs="Times New Roman"/>
+          <w:b/>
+          <w:bCs/>
+          <w:sz w:val="24"/>
+          <w:szCs w:val="24"/>
+          <w:lang w:val="en-IN"/>
+        </w:rPr>
+        <w:t xml:space="preserve"> ANSI/SPARC architecture divides a DBMS into three levels:</w:t>
       </w:r>
     </w:p>
     <w:p>
@@ -4719,7 +4926,7 @@
                     <pic:cNvPicPr/>
                   </pic:nvPicPr>
                   <pic:blipFill>
-                    <a:blip r:embed="rId9">
+                    <a:blip r:embed="rId10">
                       <a:extLst>
                         <a:ext uri="{28A0092B-C50C-407E-A947-70E740481C1C}">
                           <a14:useLocalDpi xmlns:a14="http://schemas.microsoft.com/office/drawing/2010/main" val="0"/>
@@ -5113,7 +5320,7 @@
                     <pic:cNvPicPr/>
                   </pic:nvPicPr>
                   <pic:blipFill>
-                    <a:blip r:embed="rId10">
+                    <a:blip r:embed="rId11">
                       <a:extLst>
                         <a:ext uri="{28A0092B-C50C-407E-A947-70E740481C1C}">
                           <a14:useLocalDpi xmlns:a14="http://schemas.microsoft.com/office/drawing/2010/main" val="0"/>
@@ -5648,7 +5855,27 @@
           <w:szCs w:val="24"/>
           <w:lang w:val="en-IN"/>
         </w:rPr>
-        <w:t xml:space="preserve">Many-to-Many (M:N) </w:t>
+        <w:t>Many-to-Many (</w:t>
+      </w:r>
+      <w:proofErr w:type="gramStart"/>
+      <w:r>
+        <w:rPr>
+          <w:rFonts w:ascii="Times New Roman" w:hAnsi="Times New Roman" w:cs="Times New Roman"/>
+          <w:sz w:val="24"/>
+          <w:szCs w:val="24"/>
+          <w:lang w:val="en-IN"/>
+        </w:rPr>
+        <w:t>M:N</w:t>
+      </w:r>
+      <w:proofErr w:type="gramEnd"/>
+      <w:r>
+        <w:rPr>
+          <w:rFonts w:ascii="Times New Roman" w:hAnsi="Times New Roman" w:cs="Times New Roman"/>
+          <w:sz w:val="24"/>
+          <w:szCs w:val="24"/>
+          <w:lang w:val="en-IN"/>
+        </w:rPr>
+        <w:t xml:space="preserve">) </w:t>
       </w:r>
     </w:p>
     <w:p>
@@ -5888,7 +6115,7 @@
                     <pic:cNvPicPr/>
                   </pic:nvPicPr>
                   <pic:blipFill>
-                    <a:blip r:embed="rId11">
+                    <a:blip r:embed="rId12">
                       <a:extLst>
                         <a:ext uri="{28A0092B-C50C-407E-A947-70E740481C1C}">
                           <a14:useLocalDpi xmlns:a14="http://schemas.microsoft.com/office/drawing/2010/main" val="0"/>
@@ -6239,7 +6466,27 @@
           <w:szCs w:val="24"/>
           <w:lang w:val="en-IN"/>
         </w:rPr>
-        <w:t xml:space="preserve">Relationship: Many-to-Many (M:N) </w:t>
+        <w:t>Relationship: Many-to-Many (</w:t>
+      </w:r>
+      <w:proofErr w:type="gramStart"/>
+      <w:r>
+        <w:rPr>
+          <w:rFonts w:ascii="Times New Roman" w:hAnsi="Times New Roman" w:cs="Times New Roman"/>
+          <w:sz w:val="24"/>
+          <w:szCs w:val="24"/>
+          <w:lang w:val="en-IN"/>
+        </w:rPr>
+        <w:t>M:N</w:t>
+      </w:r>
+      <w:proofErr w:type="gramEnd"/>
+      <w:r>
+        <w:rPr>
+          <w:rFonts w:ascii="Times New Roman" w:hAnsi="Times New Roman" w:cs="Times New Roman"/>
+          <w:sz w:val="24"/>
+          <w:szCs w:val="24"/>
+          <w:lang w:val="en-IN"/>
+        </w:rPr>
+        <w:t xml:space="preserve">) </w:t>
       </w:r>
     </w:p>
     <w:p>
@@ -6539,7 +6786,27 @@
           <w:szCs w:val="24"/>
           <w:lang w:val="en-IN"/>
         </w:rPr>
-        <w:t xml:space="preserve">Network → Graph → M:N → Multiple Parents → Flexible </w:t>
+        <w:t xml:space="preserve">Network → Graph → </w:t>
+      </w:r>
+      <w:proofErr w:type="gramStart"/>
+      <w:r>
+        <w:rPr>
+          <w:rFonts w:ascii="Times New Roman" w:hAnsi="Times New Roman" w:cs="Times New Roman"/>
+          <w:sz w:val="24"/>
+          <w:szCs w:val="24"/>
+          <w:lang w:val="en-IN"/>
+        </w:rPr>
+        <w:t>M:N</w:t>
+      </w:r>
+      <w:proofErr w:type="gramEnd"/>
+      <w:r>
+        <w:rPr>
+          <w:rFonts w:ascii="Times New Roman" w:hAnsi="Times New Roman" w:cs="Times New Roman"/>
+          <w:sz w:val="24"/>
+          <w:szCs w:val="24"/>
+          <w:lang w:val="en-IN"/>
+        </w:rPr>
+        <w:t xml:space="preserve"> → Multiple Parents → Flexible </w:t>
       </w:r>
     </w:p>
     <w:p>
@@ -6639,7 +6906,7 @@
                     <pic:cNvPicPr/>
                   </pic:nvPicPr>
                   <pic:blipFill>
-                    <a:blip r:embed="rId12">
+                    <a:blip r:embed="rId13">
                       <a:extLst>
                         <a:ext uri="{28A0092B-C50C-407E-A947-70E740481C1C}">
                           <a14:useLocalDpi xmlns:a14="http://schemas.microsoft.com/office/drawing/2010/main" val="0"/>
@@ -7199,7 +7466,27 @@
           <w:szCs w:val="24"/>
           <w:lang w:val="en-IN"/>
         </w:rPr>
-        <w:t xml:space="preserve">Example: (Employee works_on Project) treated as one unit. </w:t>
+        <w:t xml:space="preserve">Example: (Employee </w:t>
+      </w:r>
+      <w:proofErr w:type="spellStart"/>
+      <w:r>
+        <w:rPr>
+          <w:rFonts w:ascii="Times New Roman" w:hAnsi="Times New Roman" w:cs="Times New Roman"/>
+          <w:sz w:val="24"/>
+          <w:szCs w:val="24"/>
+          <w:lang w:val="en-IN"/>
+        </w:rPr>
+        <w:t>works_on</w:t>
+      </w:r>
+      <w:proofErr w:type="spellEnd"/>
+      <w:r>
+        <w:rPr>
+          <w:rFonts w:ascii="Times New Roman" w:hAnsi="Times New Roman" w:cs="Times New Roman"/>
+          <w:sz w:val="24"/>
+          <w:szCs w:val="24"/>
+          <w:lang w:val="en-IN"/>
+        </w:rPr>
+        <w:t xml:space="preserve"> Project) treated as one unit. </w:t>
       </w:r>
     </w:p>
     <w:p>
@@ -7450,7 +7737,7 @@
                     <pic:cNvPicPr/>
                   </pic:nvPicPr>
                   <pic:blipFill>
-                    <a:blip r:embed="rId13">
+                    <a:blip r:embed="rId14">
                       <a:extLst>
                         <a:ext uri="{28A0092B-C50C-407E-A947-70E740481C1C}">
                           <a14:useLocalDpi xmlns:a14="http://schemas.microsoft.com/office/drawing/2010/main" val="0"/>
@@ -7615,7 +7902,7 @@
                     <pic:cNvPicPr/>
                   </pic:nvPicPr>
                   <pic:blipFill>
-                    <a:blip r:embed="rId14">
+                    <a:blip r:embed="rId15">
                       <a:extLst>
                         <a:ext uri="{28A0092B-C50C-407E-A947-70E740481C1C}">
                           <a14:useLocalDpi xmlns:a14="http://schemas.microsoft.com/office/drawing/2010/main" val="0"/>
@@ -7943,7 +8230,17 @@
           <w:szCs w:val="24"/>
           <w:lang w:val="en-IN"/>
         </w:rPr>
-        <w:t xml:space="preserve">8.Ans)  </w:t>
+        <w:t>8.</w:t>
+      </w:r>
+      <w:proofErr w:type="gramStart"/>
+      <w:r>
+        <w:rPr>
+          <w:rFonts w:ascii="Times New Roman" w:hAnsi="Times New Roman" w:cs="Times New Roman"/>
+          <w:sz w:val="24"/>
+          <w:szCs w:val="24"/>
+          <w:lang w:val="en-IN"/>
+        </w:rPr>
+        <w:t xml:space="preserve">Ans)  </w:t>
       </w:r>
       <w:r>
         <w:rPr>
@@ -7954,7 +8251,19 @@
           <w:szCs w:val="24"/>
           <w:lang w:val="en-IN"/>
         </w:rPr>
-        <w:t>Data Models and Their Real-World Applications</w:t>
+        <w:t>Data</w:t>
+      </w:r>
+      <w:proofErr w:type="gramEnd"/>
+      <w:r>
+        <w:rPr>
+          <w:rFonts w:ascii="Times New Roman" w:hAnsi="Times New Roman" w:cs="Times New Roman"/>
+          <w:b/>
+          <w:bCs/>
+          <w:sz w:val="24"/>
+          <w:szCs w:val="24"/>
+          <w:lang w:val="en-IN"/>
+        </w:rPr>
+        <w:t xml:space="preserve"> Models and Their Real-World Applications</w:t>
       </w:r>
     </w:p>
     <w:p>
@@ -8590,7 +8899,7 @@
                     <pic:cNvPicPr/>
                   </pic:nvPicPr>
                   <pic:blipFill>
-                    <a:blip r:embed="rId15">
+                    <a:blip r:embed="rId16">
                       <a:extLst>
                         <a:ext uri="{28A0092B-C50C-407E-A947-70E740481C1C}">
                           <a14:useLocalDpi xmlns:a14="http://schemas.microsoft.com/office/drawing/2010/main" val="0"/>
@@ -8660,7 +8969,31 @@
           <w:szCs w:val="24"/>
           <w:lang w:val="en-IN"/>
         </w:rPr>
-        <w:t xml:space="preserve">  9.Ans ) </w:t>
+        <w:t xml:space="preserve">  9.</w:t>
+      </w:r>
+      <w:proofErr w:type="gramStart"/>
+      <w:r>
+        <w:rPr>
+          <w:rFonts w:ascii="Times New Roman" w:hAnsi="Times New Roman" w:cs="Times New Roman"/>
+          <w:b/>
+          <w:bCs/>
+          <w:sz w:val="24"/>
+          <w:szCs w:val="24"/>
+          <w:lang w:val="en-IN"/>
+        </w:rPr>
+        <w:t>Ans )</w:t>
+      </w:r>
+      <w:proofErr w:type="gramEnd"/>
+      <w:r>
+        <w:rPr>
+          <w:rFonts w:ascii="Times New Roman" w:hAnsi="Times New Roman" w:cs="Times New Roman"/>
+          <w:b/>
+          <w:bCs/>
+          <w:sz w:val="24"/>
+          <w:szCs w:val="24"/>
+          <w:lang w:val="en-IN"/>
+        </w:rPr>
+        <w:t xml:space="preserve"> </w:t>
       </w:r>
       <w:r>
         <w:rPr>
@@ -8750,8 +9083,19 @@
           <w:szCs w:val="24"/>
           <w:lang w:val="en-IN"/>
         </w:rPr>
-        <w:t>Types of Schema</w:t>
-      </w:r>
+        <w:t xml:space="preserve">Types of </w:t>
+      </w:r>
+      <w:proofErr w:type="gramStart"/>
+      <w:r>
+        <w:rPr>
+          <w:rFonts w:ascii="Times New Roman" w:hAnsi="Times New Roman" w:cs="Times New Roman"/>
+          <w:sz w:val="24"/>
+          <w:szCs w:val="24"/>
+          <w:lang w:val="en-IN"/>
+        </w:rPr>
+        <w:t>Schema</w:t>
+      </w:r>
+      <w:proofErr w:type="gramEnd"/>
     </w:p>
     <w:p>
       <w:pPr>
@@ -9109,7 +9453,7 @@
                     <pic:cNvPicPr/>
                   </pic:nvPicPr>
                   <pic:blipFill>
-                    <a:blip r:embed="rId16">
+                    <a:blip r:embed="rId17">
                       <a:extLst>
                         <a:ext uri="{28A0092B-C50C-407E-A947-70E740481C1C}">
                           <a14:useLocalDpi xmlns:a14="http://schemas.microsoft.com/office/drawing/2010/main" val="0"/>
@@ -9750,7 +10094,7 @@
                     <pic:cNvPicPr/>
                   </pic:nvPicPr>
                   <pic:blipFill>
-                    <a:blip r:embed="rId17">
+                    <a:blip r:embed="rId18">
                       <a:extLst>
                         <a:ext uri="{28A0092B-C50C-407E-A947-70E740481C1C}">
                           <a14:useLocalDpi xmlns:a14="http://schemas.microsoft.com/office/drawing/2010/main" val="0"/>
